--- a/assets/doc/TING Project Exam Reflection Report.docx
+++ b/assets/doc/TING Project Exam Reflection Report.docx
@@ -25,7 +25,15 @@
     </w:p>
     <w:p>
       <w:r>
-        <w:t>What were less clear to me at first was how the authentication and purchase would work when the online shop API does not have an order endpoint. After reading the API documentation and testing it in Swagger I understood that register and login uses the Noroff authentication API, while cart and checkout could be handled in the browser as a simulated purchase.</w:t>
+        <w:t xml:space="preserve">What were less clear to me at first was how the authentication and purchase would work when the online shop API does not have an order endpoint. After reading the API documentation and testing it in Swagger I understood that register and login uses the </w:t>
+      </w:r>
+      <w:proofErr w:type="spellStart"/>
+      <w:r>
+        <w:t>Noroff</w:t>
+      </w:r>
+      <w:proofErr w:type="spellEnd"/>
+      <w:r>
+        <w:t xml:space="preserve"> authentication API, while cart and checkout could be handled in the browser as a simulated purchase.</w:t>
       </w:r>
     </w:p>
     <w:p>
@@ -43,7 +51,23 @@
     </w:p>
     <w:p>
       <w:r>
-        <w:t>After reading the brief I made the tasks in GitHub Projects and worked on the design in Figma. I created mobile and desktop designs for the required pages and tried to keep the same colors, typography, buttons, header and footer through the full shopping flow. The design uses a warm background, grey surfaces and dark green for the main buttons. I used Abhaya Libre for the logo and Archivo for the rest of the interface.</w:t>
+        <w:t xml:space="preserve">After reading the brief I made the tasks in GitHub Projects and worked on the design in Figma. I created mobile and desktop designs for the required pages and tried to keep the same </w:t>
+      </w:r>
+      <w:proofErr w:type="spellStart"/>
+      <w:r>
+        <w:t>colors</w:t>
+      </w:r>
+      <w:proofErr w:type="spellEnd"/>
+      <w:r>
+        <w:t xml:space="preserve">, typography, buttons, header and footer through the full shopping flow. The design uses a warm background, grey surfaces and dark green for the main buttons. I used Abhaya Libre for the logo and </w:t>
+      </w:r>
+      <w:proofErr w:type="spellStart"/>
+      <w:r>
+        <w:t>Archivo</w:t>
+      </w:r>
+      <w:proofErr w:type="spellEnd"/>
+      <w:r>
+        <w:t xml:space="preserve"> for the rest of the interface.</w:t>
       </w:r>
     </w:p>
     <w:p>
@@ -67,7 +91,15 @@
     </w:p>
     <w:p>
       <w:r>
-        <w:t>I built the website with HTML, CSS and vanilla JavaScript. The products are loaded from the Noroff API and the home page displays three products in the carousel and twelve products in the grid. Each product links to the product page by adding the product ID to the query string. The product page can then request the correct product and display the description, tags, rating, reviews and discount information.</w:t>
+        <w:t xml:space="preserve">I built the website with HTML, CSS and vanilla JavaScript. The products are loaded from the </w:t>
+      </w:r>
+      <w:proofErr w:type="spellStart"/>
+      <w:r>
+        <w:t>Noroff</w:t>
+      </w:r>
+      <w:proofErr w:type="spellEnd"/>
+      <w:r>
+        <w:t xml:space="preserve"> API and the home page displays three products in the carousel and twelve products in the grid. Each product links to the product page by adding the product ID to the query string. The product page can then request the correct product and display the description, tags, rating, reviews and discount information.</w:t>
       </w:r>
     </w:p>
     <w:p>
@@ -77,12 +109,36 @@
     </w:p>
     <w:p>
       <w:r>
-        <w:t>Register and login uses the Noroff authentication API. When login succeeds I save the access token, name and email in localStorage. The product page checks for the access token and either shows Add to cart or Log in to purchase. I also added password visibility buttons because it is easy to type the wrong password when all the characters are hidden.</w:t>
-      </w:r>
-    </w:p>
-    <w:p>
-      <w:r>
-        <w:t>The cart is also stored in localStorage because there is no cart endpoint in the API. I only store the product ID and quantity, and then request the current product information when the cart or checkout page loads. The user can increase and decrease quantity, remove one item, clear the full cart and see the total price and savings. I also added a small counter to the shopping bag icon even though it were not included in the final design, because it gives useful feedback when products are added.</w:t>
+        <w:t xml:space="preserve">Register and login uses the </w:t>
+      </w:r>
+      <w:proofErr w:type="spellStart"/>
+      <w:r>
+        <w:t>Noroff</w:t>
+      </w:r>
+      <w:proofErr w:type="spellEnd"/>
+      <w:r>
+        <w:t xml:space="preserve"> authentication API. When login succeeds I save the access token, name and email in </w:t>
+      </w:r>
+      <w:proofErr w:type="spellStart"/>
+      <w:r>
+        <w:t>localStorage</w:t>
+      </w:r>
+      <w:proofErr w:type="spellEnd"/>
+      <w:r>
+        <w:t>. The product page checks for the access token and either shows Add to cart or Log in to purchase. I also added password visibility buttons because it is easy to type the wrong password when all the characters are hidden.</w:t>
+      </w:r>
+    </w:p>
+    <w:p>
+      <w:r>
+        <w:t xml:space="preserve">The cart is also stored in </w:t>
+      </w:r>
+      <w:proofErr w:type="spellStart"/>
+      <w:r>
+        <w:t>localStorage</w:t>
+      </w:r>
+      <w:proofErr w:type="spellEnd"/>
+      <w:r>
+        <w:t xml:space="preserve"> because there is no cart endpoint in the API. I only store the product ID and quantity, and then request the current product information when the cart or checkout page loads. The user can increase and decrease quantity, remove one item, clear the full cart and see the total price and savings. I also added a small counter to the shopping bag icon even though it were not included in the final design, because it gives useful feedback when products are added.</w:t>
       </w:r>
     </w:p>
     <w:p>
@@ -92,34 +148,56 @@
     </w:p>
     <w:p>
       <w:r>
-        <w:t>Some of the product and cart markup had to be created with JavaScript. Before putting a large HTML block inside innerHTML I first wrote it in a separate HTML file. This gave me better overview, proper syntax highlighting and made it easier to check nesting, classes and accessibility. When I were happy with the structure I moved it into the JavaScript template string.</w:t>
-      </w:r>
-    </w:p>
+        <w:t xml:space="preserve">Some of the product and cart markup had to be created with JavaScript. Before putting a large HTML block inside </w:t>
+      </w:r>
+      <w:proofErr w:type="spellStart"/>
+      <w:r>
+        <w:t>innerHTML</w:t>
+      </w:r>
+      <w:proofErr w:type="spellEnd"/>
+      <w:r>
+        <w:t xml:space="preserve"> I first wrote it in a separate HTML file. This gave me better overview, proper syntax highlighting and made it easier to check nesting, classes and accessibility. When I were happy with the structure I moved it into the JavaScript template string.</w:t>
+      </w:r>
+    </w:p>
+    <w:p/>
     <w:p>
       <w:pPr>
         <w:pStyle w:val="Overskrift1"/>
       </w:pPr>
       <w:r>
+        <w:lastRenderedPageBreak/>
         <w:t>Problems and solutions</w:t>
       </w:r>
     </w:p>
     <w:p>
       <w:r>
-        <w:t xml:space="preserve">The responsive layouts used more time than I expected. The mobile and desktop versions often looked correct while the tablet layout had too much empty space or elements were too small. I tested the pages at different widths and added tablet </w:t>
-      </w:r>
-      <w:r>
-        <w:lastRenderedPageBreak/>
-        <w:t>adjustments where it were needed instead of only checking one mobile and one desktop size.</w:t>
-      </w:r>
-    </w:p>
-    <w:p>
-      <w:r>
-        <w:t>Authentication also caused some confusion. At first I were unsure if accounts should be saved locally or if the teachers could create real accounts. After checking the Noroff API I understood that registration creates the account on their server and the same account can be used on any student project that uses the same authentication system.</w:t>
-      </w:r>
-    </w:p>
-    <w:p>
-      <w:r>
-        <w:t>I also had an issue where an access token existed in localStorage but the product page still displayed Log in to purchase. I checked that the same storage key were used on both pages and corrected the login and product logic. After that the Add to cart button and cart counter updated correctly.</w:t>
+        <w:t>The responsive layouts used more time than I expected. The mobile and desktop versions often looked correct while the tablet layout had too much empty space or elements were too small. I tested the pages at different widths and added tablet adjustments where it were needed instead of only checking one mobile and one desktop size.</w:t>
+      </w:r>
+    </w:p>
+    <w:p>
+      <w:r>
+        <w:t xml:space="preserve">Authentication also caused some confusion. At first I were unsure if accounts should be saved locally or if the teachers could create real accounts. After checking the </w:t>
+      </w:r>
+      <w:proofErr w:type="spellStart"/>
+      <w:r>
+        <w:t>Noroff</w:t>
+      </w:r>
+      <w:proofErr w:type="spellEnd"/>
+      <w:r>
+        <w:t xml:space="preserve"> API I understood that registration creates the account on their server and the same account can be used on any student project that uses the same authentication system.</w:t>
+      </w:r>
+    </w:p>
+    <w:p>
+      <w:r>
+        <w:t xml:space="preserve">I also had an issue where an access token existed in </w:t>
+      </w:r>
+      <w:proofErr w:type="spellStart"/>
+      <w:r>
+        <w:t>localStorage</w:t>
+      </w:r>
+      <w:proofErr w:type="spellEnd"/>
+      <w:r>
+        <w:t xml:space="preserve"> but the product page still displayed Log in to purchase. I checked that the same storage key were used on both pages and corrected the login and product logic. After that the Add to cart button and cart counter updated correctly.</w:t>
       </w:r>
     </w:p>
     <w:p>
@@ -159,13 +237,20 @@
         <w:pStyle w:val="Overskrift1"/>
       </w:pPr>
       <w:r>
-        <w:lastRenderedPageBreak/>
         <w:t>Use of AI</w:t>
       </w:r>
     </w:p>
     <w:p>
       <w:r>
-        <w:t xml:space="preserve">I used ChatGPT as a support and learning tool during this project. I asked for explanations when I did not understand something, for example CSS Grid areas, aria attributes, the Web Share API, localStorage and </w:t>
+        <w:t xml:space="preserve">I used ChatGPT as a support and learning tool during this project. I asked for explanations when I did not understand something, for example CSS Grid areas, aria attributes, the Web Share API, </w:t>
+      </w:r>
+      <w:proofErr w:type="spellStart"/>
+      <w:r>
+        <w:t>localStorage</w:t>
+      </w:r>
+      <w:proofErr w:type="spellEnd"/>
+      <w:r>
+        <w:t xml:space="preserve"> and </w:t>
       </w:r>
       <w:r>
         <w:t>HTML elements</w:t>
@@ -176,7 +261,23 @@
     </w:p>
     <w:p>
       <w:r>
-        <w:t>As the project became larger and I had to use more JavaScript I asked about some of the more unfamiliar parts, especially the Web Share API, using a custom event to update the cart counter and the difference between localStorage and sessionStorage. My previous year studying back-end web development helped me a lot with understanding API requests, asynchronous code, objects, arrays and the general logic behind splitting the functionality into smaller functions and modules.</w:t>
+        <w:t xml:space="preserve">As the project became larger and I had to use more JavaScript I asked about some of the more unfamiliar parts, especially the Web Share API, using a custom event to update the cart counter and the difference between </w:t>
+      </w:r>
+      <w:proofErr w:type="spellStart"/>
+      <w:r>
+        <w:t>localStorage</w:t>
+      </w:r>
+      <w:proofErr w:type="spellEnd"/>
+      <w:r>
+        <w:t xml:space="preserve"> and </w:t>
+      </w:r>
+      <w:proofErr w:type="spellStart"/>
+      <w:r>
+        <w:t>sessionStorage</w:t>
+      </w:r>
+      <w:proofErr w:type="spellEnd"/>
+      <w:r>
+        <w:t>. My previous year studying back-end web development helped me a lot with understanding API requests, asynchronous code, objects, arrays and the general logic behind splitting the functionality into smaller functions and modules.</w:t>
       </w:r>
     </w:p>
     <w:p>
@@ -197,8 +298,13 @@
       </w:r>
     </w:p>
     <w:p>
-      <w:r>
-        <w:t>Noroff API documentation and Swagger - product data, registration and login</w:t>
+      <w:proofErr w:type="spellStart"/>
+      <w:r>
+        <w:t>Noroff</w:t>
+      </w:r>
+      <w:proofErr w:type="spellEnd"/>
+      <w:r>
+        <w:t xml:space="preserve"> API documentation and Swagger - product data, registration and login</w:t>
       </w:r>
     </w:p>
     <w:p>
@@ -226,7 +332,15 @@
     </w:p>
     <w:p>
       <w:r>
-        <w:t>I am happy with the final website. It follows the main design, includes the required pages and lets the user go from viewing a product to completing a simulated purchase. I am especially happy with the product page, responsive cart and that the authentication uses real accounts from the Noroff API instead of fake local accounts.</w:t>
+        <w:t xml:space="preserve">I am happy with the final website. It follows the main design, includes the required pages and lets the user go from viewing a product to completing a simulated purchase. I am especially happy with the product page, responsive cart and that the authentication uses real accounts from the </w:t>
+      </w:r>
+      <w:proofErr w:type="spellStart"/>
+      <w:r>
+        <w:t>Noroff</w:t>
+      </w:r>
+      <w:proofErr w:type="spellEnd"/>
+      <w:r>
+        <w:t xml:space="preserve"> API instead of fake local accounts.</w:t>
       </w:r>
     </w:p>
     <w:p>
@@ -319,11 +433,19 @@
           <w:lang w:val="nb-NO"/>
         </w:rPr>
       </w:pPr>
+      <w:proofErr w:type="spellStart"/>
       <w:r>
         <w:rPr>
           <w:lang w:val="nb-NO"/>
         </w:rPr>
-        <w:t xml:space="preserve">Figma desktop prototype: </w:t>
+        <w:t>Figma</w:t>
+      </w:r>
+      <w:proofErr w:type="spellEnd"/>
+      <w:r>
+        <w:rPr>
+          <w:lang w:val="nb-NO"/>
+        </w:rPr>
+        <w:t xml:space="preserve"> desktop prototype: </w:t>
       </w:r>
       <w:hyperlink r:id="rId6" w:history="1">
         <w:r>
@@ -331,7 +453,23 @@
             <w:rStyle w:val="Hyperkobling"/>
             <w:lang w:val="nb-NO"/>
           </w:rPr>
-          <w:t>https://www.figma.com/proto/PycwOfqSL6zUAeKe7cUgsO/Project-Exam---Ting?node-id=44-180&amp;t=mdVi1RwxqJEatewL-1</w:t>
+          <w:t>https://www.figma.com/proto/PycwOfqSL6zUAeKe7cUgsO/Project-Exam---</w:t>
+        </w:r>
+        <w:proofErr w:type="spellStart"/>
+        <w:r>
+          <w:rPr>
+            <w:rStyle w:val="Hyperkobling"/>
+            <w:lang w:val="nb-NO"/>
+          </w:rPr>
+          <w:t>Ting?node-id</w:t>
+        </w:r>
+        <w:proofErr w:type="spellEnd"/>
+        <w:r>
+          <w:rPr>
+            <w:rStyle w:val="Hyperkobling"/>
+            <w:lang w:val="nb-NO"/>
+          </w:rPr>
+          <w:t>=44-180&amp;t=mdVi1RwxqJEatewL-1</w:t>
         </w:r>
       </w:hyperlink>
       <w:r>
@@ -345,7 +483,20 @@
           <w:lang w:val="nb-NO"/>
         </w:rPr>
         <w:br/>
-        <w:t>Figma mo</w:t>
+      </w:r>
+      <w:proofErr w:type="spellStart"/>
+      <w:r>
+        <w:rPr>
+          <w:lang w:val="nb-NO"/>
+        </w:rPr>
+        <w:t>Figma</w:t>
+      </w:r>
+      <w:proofErr w:type="spellEnd"/>
+      <w:r>
+        <w:rPr>
+          <w:lang w:val="nb-NO"/>
+        </w:rPr>
+        <w:t xml:space="preserve"> mo</w:t>
       </w:r>
       <w:r>
         <w:rPr>
@@ -365,9 +516,36 @@
             <w:rStyle w:val="Hyperkobling"/>
             <w:lang w:val="nb-NO"/>
           </w:rPr>
-          <w:t>https://www.figma.com/proto/PycwOfqSL6zUAeKe7cUgsO/Project-Exam---Ting?node-id=126-261&amp;t=mdVi1RwxqJEatewL-1</w:t>
+          <w:t>https://www.figma.com/proto/PycwOfqSL6zUAeKe7cUgsO/Project-Exam---</w:t>
+        </w:r>
+        <w:proofErr w:type="spellStart"/>
+        <w:r>
+          <w:rPr>
+            <w:rStyle w:val="Hyperkobling"/>
+            <w:lang w:val="nb-NO"/>
+          </w:rPr>
+          <w:t>Ting?node-id</w:t>
+        </w:r>
+        <w:proofErr w:type="spellEnd"/>
+        <w:r>
+          <w:rPr>
+            <w:rStyle w:val="Hyperkobling"/>
+            <w:lang w:val="nb-NO"/>
+          </w:rPr>
+          <w:t>=126-261&amp;t=mdVi1RwxqJEatewL-1</w:t>
         </w:r>
       </w:hyperlink>
+    </w:p>
+    <w:p>
+      <w:r>
+        <w:t>Project board:</w:t>
+      </w:r>
+      <w:r>
+        <w:br/>
+      </w:r>
+      <w:r>
+        <w:t>https://github.com/users/tommyaarstein/projects/9/views/1</w:t>
+      </w:r>
     </w:p>
     <w:sectPr>
       <w:pgSz w:w="11906" w:h="16838"/>
